--- a/src/test/fixtures/sample.docx
+++ b/src/test/fixtures/sample.docx
@@ -1,13 +1,13 @@
 
 <file path=word/document.xml><?xml version="1.0" encoding="utf-8"?>
-<w:document xmlns:w="http://schemas.openxmlformats.org/wordprocessingml/2006/main">
+<w:document xmlns:w="http://schemas.openxmlformats.org/wordprocessingml/2006/main" xmlns:r="http://schemas.openxmlformats.org/officeDocument/2006/relationships">
   <w:body>
     <w:p>
       <w:pPr>
         <w:pStyle w:val="Heading1"/>
       </w:pPr>
       <w:r>
-        <w:t>Hiring rubric v3</w:t>
+        <w:t xml:space="preserve">Hiring rubric v3</w:t>
       </w:r>
     </w:p>
     <w:p>
@@ -15,7 +15,7 @@
         <w:pStyle w:val="Heading2"/>
       </w:pPr>
       <w:r>
-        <w:t>Signals</w:t>
+        <w:t xml:space="preserve">Signals</w:t>
       </w:r>
     </w:p>
     <w:p>
@@ -26,21 +26,120 @@
         <w:rPr>
           <w:b/>
         </w:rPr>
-        <w:t>product judgment</w:t>
+        <w:t xml:space="preserve">product judgment</w:t>
+      </w:r>
+      <w:r>
+        <w:t xml:space="preserve">, </w:t>
+      </w:r>
+      <w:r>
+        <w:rPr>
+          <w:i/>
+        </w:rPr>
+        <w:t xml:space="preserve">clear writing</w:t>
       </w:r>
       <w:r>
         <w:t xml:space="preserve"> and </w:t>
       </w:r>
       <w:r>
         <w:rPr>
-          <w:i/>
+          <w:u w:val="single"/>
         </w:rPr>
-        <w:t>clear writing</w:t>
+        <w:t xml:space="preserve">follow-through</w:t>
       </w:r>
       <w:r>
-        <w:t>.</w:t>
+        <w:t xml:space="preserve">.</w:t>
+      </w:r>
+    </w:p>
+    <w:p>
+      <w:pPr>
+        <w:pStyle w:val="ListParagraph"/>
+        <w:numPr>
+          <w:ilvl w:val="0"/>
+          <w:numId w:val="1"/>
+        </w:numPr>
+      </w:pPr>
+      <w:r>
+        <w:t xml:space="preserve">Bullet one</w:t>
+      </w:r>
+    </w:p>
+    <w:p>
+      <w:pPr>
+        <w:pStyle w:val="ListParagraph"/>
+        <w:numPr>
+          <w:ilvl w:val="0"/>
+          <w:numId w:val="1"/>
+        </w:numPr>
+      </w:pPr>
+      <w:r>
+        <w:t xml:space="preserve">Bullet two</w:t>
+      </w:r>
+    </w:p>
+    <w:p>
+      <w:pPr>
+        <w:pStyle w:val="ListParagraph"/>
+        <w:numPr>
+          <w:ilvl w:val="0"/>
+          <w:numId w:val="2"/>
+        </w:numPr>
+      </w:pPr>
+      <w:r>
+        <w:t xml:space="preserve">Step one</w:t>
+      </w:r>
+    </w:p>
+    <w:p>
+      <w:pPr>
+        <w:pStyle w:val="ListParagraph"/>
+        <w:numPr>
+          <w:ilvl w:val="0"/>
+          <w:numId w:val="2"/>
+        </w:numPr>
+      </w:pPr>
+      <w:r>
+        <w:t xml:space="preserve">Step two</w:t>
       </w:r>
     </w:p>
   </w:body>
 </w:document>
+</file>
+
+<file path=word/numbering.xml><?xml version="1.0" encoding="utf-8"?>
+<w:numbering xmlns:w="http://schemas.openxmlformats.org/wordprocessingml/2006/main" xmlns:r="http://schemas.openxmlformats.org/officeDocument/2006/relationships">
+  <w:abstractNum w:abstractNumId="0">
+    <w:lvl w:ilvl="0">
+      <w:start w:val="1"/>
+      <w:numFmt w:val="bullet"/>
+      <w:lvlText w:val="•"/>
+    </w:lvl>
+  </w:abstractNum>
+  <w:abstractNum w:abstractNumId="1">
+    <w:lvl w:ilvl="0">
+      <w:start w:val="1"/>
+      <w:numFmt w:val="decimal"/>
+      <w:lvlText w:val="%1."/>
+    </w:lvl>
+  </w:abstractNum>
+  <w:num w:numId="1">
+    <w:abstractNumId w:val="0"/>
+  </w:num>
+  <w:num w:numId="2">
+    <w:abstractNumId w:val="1"/>
+  </w:num>
+</w:numbering>
+</file>
+
+<file path=word/styles.xml><?xml version="1.0" encoding="utf-8"?>
+<w:styles xmlns:w="http://schemas.openxmlformats.org/wordprocessingml/2006/main" xmlns:r="http://schemas.openxmlformats.org/officeDocument/2006/relationships">
+  <w:style w:type="paragraph" w:styleId="Heading1">
+    <w:name w:val="heading 1"/>
+  </w:style>
+  <w:style w:type="paragraph" w:styleId="Heading2">
+    <w:name w:val="heading 2"/>
+  </w:style>
+  <w:style w:type="paragraph" w:styleId="Heading3">
+    <w:name w:val="heading 3"/>
+  </w:style>
+  <w:style w:type="paragraph" w:styleId="ListParagraph">
+    <w:name w:val="List Paragraph"/>
+  </w:style>
+</w:styles>
 </file>